--- a/fiction/drafts/!_n-pages-n-words.docx
+++ b/fiction/drafts/!_n-pages-n-words.docx
@@ -5,6 +5,10 @@
     <w:p>
       <w:pPr>
         <w:pStyle w:val="NoSpacing"/>
+        <w:rPr>
+          <w:rFonts w:ascii="Montserrat" w:hAnsi="Montserrat"/>
+          <w:sz w:val="24"/>
+        </w:rPr>
       </w:pPr>
       <w:bookmarkStart w:id="0" w:name="_Hlk213704908"/>
     </w:p>
@@ -12,29 +16,96 @@
       <w:pPr>
         <w:pStyle w:val="Stats"/>
         <w:rPr>
-          <w:rFonts w:ascii="Times New Roman" w:hAnsi="Times New Roman" w:cs="Times New Roman"/>
+          <w:rFonts w:ascii="Montserrat" w:hAnsi="Montserrat" w:cs="Times New Roman"/>
+          <w:sz w:val="24"/>
         </w:rPr>
       </w:pPr>
-      <w:fldSimple w:instr=" NUMPAGES  \* MERGEFORMAT ">
-        <w:r>
-          <w:rPr>
-            <w:noProof/>
-          </w:rPr>
-          <w:t>143</w:t>
-        </w:r>
-      </w:fldSimple>
       <w:r>
+        <w:rPr>
+          <w:rFonts w:ascii="Montserrat" w:hAnsi="Montserrat"/>
+          <w:sz w:val="24"/>
+        </w:rPr>
+        <w:fldChar w:fldCharType="begin"/>
+      </w:r>
+      <w:r>
+        <w:rPr>
+          <w:rFonts w:ascii="Montserrat" w:hAnsi="Montserrat"/>
+          <w:sz w:val="24"/>
+        </w:rPr>
+        <w:instrText xml:space="preserve"> NUMPAGES  \* MERGEFORMAT </w:instrText>
+      </w:r>
+      <w:r>
+        <w:rPr>
+          <w:rFonts w:ascii="Montserrat" w:hAnsi="Montserrat"/>
+          <w:sz w:val="24"/>
+        </w:rPr>
+        <w:fldChar w:fldCharType="separate"/>
+      </w:r>
+      <w:r>
+        <w:rPr>
+          <w:rFonts w:ascii="Montserrat" w:hAnsi="Montserrat"/>
+          <w:noProof/>
+          <w:sz w:val="24"/>
+        </w:rPr>
+        <w:t>143</w:t>
+      </w:r>
+      <w:r>
+        <w:rPr>
+          <w:rFonts w:ascii="Montserrat" w:hAnsi="Montserrat"/>
+          <w:noProof/>
+          <w:sz w:val="24"/>
+        </w:rPr>
+        <w:fldChar w:fldCharType="end"/>
+      </w:r>
+      <w:r>
+        <w:rPr>
+          <w:rFonts w:ascii="Montserrat" w:hAnsi="Montserrat"/>
+          <w:sz w:val="24"/>
+        </w:rPr>
         <w:t xml:space="preserve"> pages ∙ </w:t>
       </w:r>
-      <w:fldSimple w:instr=" NUMWORDS  \* MERGEFORMAT ">
-        <w:r>
-          <w:rPr>
-            <w:noProof/>
-          </w:rPr>
-          <w:t>49543</w:t>
-        </w:r>
-      </w:fldSimple>
       <w:r>
+        <w:rPr>
+          <w:rFonts w:ascii="Montserrat" w:hAnsi="Montserrat"/>
+          <w:sz w:val="24"/>
+        </w:rPr>
+        <w:fldChar w:fldCharType="begin"/>
+      </w:r>
+      <w:r>
+        <w:rPr>
+          <w:rFonts w:ascii="Montserrat" w:hAnsi="Montserrat"/>
+          <w:sz w:val="24"/>
+        </w:rPr>
+        <w:instrText xml:space="preserve"> NUMWORDS  \* MERGEFORMAT </w:instrText>
+      </w:r>
+      <w:r>
+        <w:rPr>
+          <w:rFonts w:ascii="Montserrat" w:hAnsi="Montserrat"/>
+          <w:sz w:val="24"/>
+        </w:rPr>
+        <w:fldChar w:fldCharType="separate"/>
+      </w:r>
+      <w:r>
+        <w:rPr>
+          <w:rFonts w:ascii="Montserrat" w:hAnsi="Montserrat"/>
+          <w:noProof/>
+          <w:sz w:val="24"/>
+        </w:rPr>
+        <w:t>49543</w:t>
+      </w:r>
+      <w:r>
+        <w:rPr>
+          <w:rFonts w:ascii="Montserrat" w:hAnsi="Montserrat"/>
+          <w:noProof/>
+          <w:sz w:val="24"/>
+        </w:rPr>
+        <w:fldChar w:fldCharType="end"/>
+      </w:r>
+      <w:r>
+        <w:rPr>
+          <w:rFonts w:ascii="Montserrat" w:hAnsi="Montserrat"/>
+          <w:sz w:val="24"/>
+        </w:rPr>
         <w:t xml:space="preserve"> words</w:t>
       </w:r>
     </w:p>
@@ -42,6 +113,10 @@
     <w:p>
       <w:pPr>
         <w:pStyle w:val="NoSpacing"/>
+        <w:rPr>
+          <w:rFonts w:ascii="Montserrat" w:hAnsi="Montserrat"/>
+          <w:sz w:val="24"/>
+        </w:rPr>
       </w:pPr>
     </w:p>
     <w:sectPr>
@@ -244,7 +319,7 @@
   <w:abstractNum w:abstractNumId="10" w15:restartNumberingAfterBreak="0">
     <w:nsid w:val="FFFFFFFB"/>
     <w:multiLevelType w:val="multilevel"/>
-    <w:tmpl w:val="759072D4"/>
+    <w:tmpl w:val="80A499BA"/>
     <w:lvl w:ilvl="0">
       <w:start w:val="1"/>
       <w:numFmt w:val="cardinalText"/>
@@ -1578,6 +1653,27 @@
     <w:abstractNumId w:val="10"/>
   </w:num>
   <w:num w:numId="48" w16cid:durableId="1511749586">
+    <w:abstractNumId w:val="10"/>
+  </w:num>
+  <w:num w:numId="49" w16cid:durableId="1651323599">
+    <w:abstractNumId w:val="10"/>
+  </w:num>
+  <w:num w:numId="50" w16cid:durableId="1741518225">
+    <w:abstractNumId w:val="10"/>
+  </w:num>
+  <w:num w:numId="51" w16cid:durableId="224991959">
+    <w:abstractNumId w:val="10"/>
+  </w:num>
+  <w:num w:numId="52" w16cid:durableId="1916889315">
+    <w:abstractNumId w:val="10"/>
+  </w:num>
+  <w:num w:numId="53" w16cid:durableId="652485410">
+    <w:abstractNumId w:val="10"/>
+  </w:num>
+  <w:num w:numId="54" w16cid:durableId="2028676802">
+    <w:abstractNumId w:val="10"/>
+  </w:num>
+  <w:num w:numId="55" w16cid:durableId="471753869">
     <w:abstractNumId w:val="10"/>
   </w:num>
 </w:numbering>
@@ -1588,7 +1684,9 @@
   <w:docDefaults>
     <w:rPrDefault>
       <w:rPr>
-        <w:rFonts w:ascii="Times New Roman" w:eastAsia="Times New Roman" w:hAnsi="Times New Roman" w:cs="Times New Roman"/>
+        <w:rFonts w:asciiTheme="minorHAnsi" w:eastAsiaTheme="minorHAnsi" w:hAnsiTheme="minorHAnsi" w:cstheme="minorBidi"/>
+        <w:sz w:val="22"/>
+        <w:szCs w:val="22"/>
         <w:lang w:val="en-US" w:eastAsia="en-US" w:bidi="ar-SA"/>
       </w:rPr>
     </w:rPrDefault>
@@ -1975,12 +2073,12 @@
   <w:style w:type="paragraph" w:default="1" w:styleId="Normal">
     <w:name w:val="Normal"/>
     <w:qFormat/>
-    <w:rsid w:val="00926994"/>
+    <w:rsid w:val="008C1FA0"/>
     <w:pPr>
       <w:spacing w:after="240" w:line="276" w:lineRule="auto"/>
     </w:pPr>
     <w:rPr>
-      <w:rFonts w:asciiTheme="minorHAnsi" w:hAnsiTheme="minorHAnsi" w:cstheme="minorHAnsi"/>
+      <w:rFonts w:cstheme="minorHAnsi"/>
       <w:sz w:val="28"/>
       <w:szCs w:val="28"/>
     </w:rPr>
@@ -1991,7 +2089,7 @@
     <w:next w:val="Normal"/>
     <w:link w:val="Heading1Char"/>
     <w:qFormat/>
-    <w:rsid w:val="00926994"/>
+    <w:rsid w:val="008C1FA0"/>
     <w:pPr>
       <w:keepNext/>
       <w:spacing w:before="240" w:after="60"/>
@@ -2010,11 +2108,11 @@
     <w:next w:val="Normal"/>
     <w:link w:val="Heading2Char"/>
     <w:qFormat/>
-    <w:rsid w:val="00926994"/>
+    <w:rsid w:val="008C1FA0"/>
     <w:pPr>
       <w:numPr>
         <w:ilvl w:val="1"/>
-        <w:numId w:val="48"/>
+        <w:numId w:val="55"/>
       </w:numPr>
       <w:outlineLvl w:val="1"/>
     </w:pPr>
@@ -2030,7 +2128,7 @@
     <w:next w:val="Normal"/>
     <w:link w:val="Heading3Char"/>
     <w:qFormat/>
-    <w:rsid w:val="00926994"/>
+    <w:rsid w:val="008C1FA0"/>
     <w:pPr>
       <w:outlineLvl w:val="2"/>
     </w:pPr>
@@ -2044,7 +2142,7 @@
     <w:next w:val="Normal"/>
     <w:link w:val="Heading4Char"/>
     <w:qFormat/>
-    <w:rsid w:val="00926994"/>
+    <w:rsid w:val="008C1FA0"/>
     <w:pPr>
       <w:numPr>
         <w:ilvl w:val="3"/>
@@ -2061,7 +2159,7 @@
     <w:next w:val="Normal"/>
     <w:link w:val="Heading5Char"/>
     <w:qFormat/>
-    <w:rsid w:val="00926994"/>
+    <w:rsid w:val="008C1FA0"/>
     <w:pPr>
       <w:numPr>
         <w:ilvl w:val="4"/>
@@ -2074,22 +2172,19 @@
   </w:style>
   <w:style w:type="paragraph" w:styleId="Heading6">
     <w:name w:val="heading 6"/>
-    <w:basedOn w:val="Normal"/>
+    <w:basedOn w:val="Heading5"/>
     <w:next w:val="Normal"/>
     <w:link w:val="Heading6Char"/>
     <w:qFormat/>
-    <w:rsid w:val="00926994"/>
+    <w:rsid w:val="008C1FA0"/>
     <w:pPr>
       <w:numPr>
         <w:ilvl w:val="5"/>
-        <w:numId w:val="48"/>
       </w:numPr>
-      <w:spacing w:before="240" w:after="60"/>
       <w:outlineLvl w:val="5"/>
     </w:pPr>
     <w:rPr>
-      <w:rFonts w:asciiTheme="majorHAnsi" w:eastAsiaTheme="majorEastAsia" w:hAnsiTheme="majorHAnsi"/>
-      <w:b/>
+      <w:bCs/>
       <w:sz w:val="24"/>
       <w:szCs w:val="24"/>
       <w:u w:val="single"/>
@@ -2101,28 +2196,31 @@
     <w:next w:val="Normal"/>
     <w:link w:val="Heading7Char"/>
     <w:qFormat/>
-    <w:rsid w:val="00926994"/>
+    <w:rsid w:val="008C1FA0"/>
     <w:pPr>
+      <w:keepNext w:val="0"/>
+      <w:numPr>
+        <w:ilvl w:val="0"/>
+        <w:numId w:val="0"/>
+      </w:numPr>
       <w:outlineLvl w:val="6"/>
     </w:pPr>
     <w:rPr>
       <w:b w:val="0"/>
-      <w:bCs/>
+      <w:kern w:val="0"/>
     </w:rPr>
   </w:style>
   <w:style w:type="paragraph" w:styleId="Heading8">
     <w:name w:val="heading 8"/>
-    <w:basedOn w:val="Heading7"/>
+    <w:basedOn w:val="Heading6"/>
     <w:next w:val="Normal"/>
     <w:link w:val="Heading8Char"/>
     <w:qFormat/>
-    <w:rsid w:val="00926994"/>
+    <w:rsid w:val="008C1FA0"/>
     <w:pPr>
       <w:outlineLvl w:val="7"/>
     </w:pPr>
     <w:rPr>
-      <w:b/>
-      <w:bCs w:val="0"/>
       <w:i/>
       <w:iCs/>
       <w:u w:val="none"/>
@@ -2134,13 +2232,13 @@
     <w:next w:val="Normal"/>
     <w:link w:val="Heading9Char"/>
     <w:qFormat/>
-    <w:rsid w:val="00926994"/>
+    <w:rsid w:val="008C1FA0"/>
     <w:pPr>
       <w:outlineLvl w:val="8"/>
     </w:pPr>
     <w:rPr>
       <w:b w:val="0"/>
-      <w:bCs/>
+      <w:bCs w:val="0"/>
     </w:rPr>
   </w:style>
   <w:style w:type="character" w:default="1" w:styleId="DefaultParagraphFont">
@@ -2174,9 +2272,9 @@
     <w:name w:val="Heading 1 Char"/>
     <w:basedOn w:val="DefaultParagraphFont"/>
     <w:link w:val="Heading1"/>
-    <w:rsid w:val="00926994"/>
-    <w:rPr>
-      <w:rFonts w:asciiTheme="minorHAnsi" w:eastAsiaTheme="majorEastAsia" w:hAnsiTheme="minorHAnsi" w:cstheme="minorHAnsi"/>
+    <w:rsid w:val="008C1FA0"/>
+    <w:rPr>
+      <w:rFonts w:eastAsiaTheme="majorEastAsia" w:cstheme="minorHAnsi"/>
       <w:b/>
       <w:kern w:val="28"/>
       <w:sz w:val="56"/>
@@ -2187,7 +2285,7 @@
     <w:name w:val="Heading 2 Char"/>
     <w:basedOn w:val="DefaultParagraphFont"/>
     <w:link w:val="Heading2"/>
-    <w:rsid w:val="0057235B"/>
+    <w:rsid w:val="008C1FA0"/>
     <w:rPr>
       <w:rFonts w:asciiTheme="majorHAnsi" w:eastAsiaTheme="majorEastAsia" w:hAnsiTheme="majorHAnsi" w:cstheme="minorHAnsi"/>
       <w:b/>
@@ -2200,7 +2298,7 @@
     <w:name w:val="Heading 3 Char"/>
     <w:basedOn w:val="DefaultParagraphFont"/>
     <w:link w:val="Heading3"/>
-    <w:rsid w:val="0057235B"/>
+    <w:rsid w:val="008C1FA0"/>
     <w:rPr>
       <w:rFonts w:asciiTheme="majorHAnsi" w:eastAsiaTheme="majorEastAsia" w:hAnsiTheme="majorHAnsi" w:cstheme="minorHAnsi"/>
       <w:b/>
@@ -2213,7 +2311,7 @@
     <w:name w:val="Heading 4 Char"/>
     <w:basedOn w:val="DefaultParagraphFont"/>
     <w:link w:val="Heading4"/>
-    <w:rsid w:val="0057235B"/>
+    <w:rsid w:val="008C1FA0"/>
     <w:rPr>
       <w:rFonts w:asciiTheme="majorHAnsi" w:eastAsiaTheme="majorEastAsia" w:hAnsiTheme="majorHAnsi" w:cstheme="minorHAnsi"/>
       <w:b/>
@@ -2226,7 +2324,7 @@
     <w:name w:val="Heading 5 Char"/>
     <w:basedOn w:val="DefaultParagraphFont"/>
     <w:link w:val="Heading5"/>
-    <w:rsid w:val="0057235B"/>
+    <w:rsid w:val="008C1FA0"/>
     <w:rPr>
       <w:rFonts w:asciiTheme="majorHAnsi" w:eastAsiaTheme="majorEastAsia" w:hAnsiTheme="majorHAnsi" w:cstheme="minorHAnsi"/>
       <w:b/>
@@ -2239,10 +2337,12 @@
     <w:name w:val="Heading 6 Char"/>
     <w:basedOn w:val="DefaultParagraphFont"/>
     <w:link w:val="Heading6"/>
-    <w:rsid w:val="0057235B"/>
+    <w:rsid w:val="008C1FA0"/>
     <w:rPr>
       <w:rFonts w:asciiTheme="majorHAnsi" w:eastAsiaTheme="majorEastAsia" w:hAnsiTheme="majorHAnsi" w:cstheme="minorHAnsi"/>
       <w:b/>
+      <w:bCs/>
+      <w:kern w:val="28"/>
       <w:sz w:val="24"/>
       <w:szCs w:val="24"/>
       <w:u w:val="single"/>
@@ -2252,7 +2352,7 @@
     <w:name w:val="Heading 7 Char"/>
     <w:basedOn w:val="DefaultParagraphFont"/>
     <w:link w:val="Heading7"/>
-    <w:rsid w:val="0057235B"/>
+    <w:rsid w:val="008C1FA0"/>
     <w:rPr>
       <w:rFonts w:asciiTheme="majorHAnsi" w:eastAsiaTheme="majorEastAsia" w:hAnsiTheme="majorHAnsi" w:cstheme="minorHAnsi"/>
       <w:bCs/>
@@ -2265,12 +2365,14 @@
     <w:name w:val="Heading 8 Char"/>
     <w:basedOn w:val="DefaultParagraphFont"/>
     <w:link w:val="Heading8"/>
-    <w:rsid w:val="0057235B"/>
+    <w:rsid w:val="008C1FA0"/>
     <w:rPr>
       <w:rFonts w:asciiTheme="majorHAnsi" w:eastAsiaTheme="majorEastAsia" w:hAnsiTheme="majorHAnsi" w:cstheme="minorHAnsi"/>
       <w:b/>
+      <w:bCs/>
       <w:i/>
       <w:iCs/>
+      <w:kern w:val="28"/>
       <w:sz w:val="24"/>
       <w:szCs w:val="24"/>
     </w:rPr>
@@ -2279,27 +2381,24 @@
     <w:name w:val="Heading 9 Char"/>
     <w:basedOn w:val="DefaultParagraphFont"/>
     <w:link w:val="Heading9"/>
-    <w:rsid w:val="0057235B"/>
+    <w:rsid w:val="008C1FA0"/>
     <w:rPr>
       <w:rFonts w:asciiTheme="majorHAnsi" w:eastAsiaTheme="majorEastAsia" w:hAnsiTheme="majorHAnsi" w:cstheme="minorHAnsi"/>
-      <w:bCs/>
       <w:i/>
       <w:iCs/>
+      <w:kern w:val="28"/>
       <w:sz w:val="24"/>
       <w:szCs w:val="24"/>
     </w:rPr>
   </w:style>
   <w:style w:type="paragraph" w:styleId="Title">
     <w:name w:val="Title"/>
-    <w:basedOn w:val="Normal"/>
+    <w:basedOn w:val="NoSpacing"/>
     <w:next w:val="Normal"/>
     <w:link w:val="TitleChar"/>
     <w:uiPriority w:val="10"/>
     <w:qFormat/>
-    <w:rsid w:val="00926994"/>
-    <w:pPr>
-      <w:contextualSpacing/>
-    </w:pPr>
+    <w:rsid w:val="008C1FA0"/>
     <w:rPr>
       <w:rFonts w:asciiTheme="majorHAnsi" w:eastAsiaTheme="majorEastAsia" w:hAnsiTheme="majorHAnsi" w:cstheme="majorBidi"/>
       <w:b/>
@@ -2315,7 +2414,7 @@
     <w:basedOn w:val="DefaultParagraphFont"/>
     <w:link w:val="Title"/>
     <w:uiPriority w:val="10"/>
-    <w:rsid w:val="00926994"/>
+    <w:rsid w:val="008C1FA0"/>
     <w:rPr>
       <w:rFonts w:asciiTheme="majorHAnsi" w:eastAsiaTheme="majorEastAsia" w:hAnsiTheme="majorHAnsi" w:cstheme="majorBidi"/>
       <w:b/>
@@ -2333,7 +2432,7 @@
     <w:link w:val="SubtitleChar"/>
     <w:uiPriority w:val="11"/>
     <w:qFormat/>
-    <w:rsid w:val="00926994"/>
+    <w:rsid w:val="008C1FA0"/>
     <w:rPr>
       <w:b w:val="0"/>
       <w:bCs w:val="0"/>
@@ -2346,7 +2445,7 @@
     <w:basedOn w:val="DefaultParagraphFont"/>
     <w:link w:val="Subtitle"/>
     <w:uiPriority w:val="11"/>
-    <w:rsid w:val="00926994"/>
+    <w:rsid w:val="008C1FA0"/>
     <w:rPr>
       <w:rFonts w:asciiTheme="majorHAnsi" w:eastAsiaTheme="majorEastAsia" w:hAnsiTheme="majorHAnsi" w:cstheme="majorBidi"/>
       <w:color w:val="7F7F7F" w:themeColor="text1" w:themeTint="80"/>
@@ -2362,9 +2461,9 @@
     <w:basedOn w:val="Emphasis"/>
     <w:uiPriority w:val="19"/>
     <w:qFormat/>
-    <w:rsid w:val="00926994"/>
-    <w:rPr>
-      <w:rFonts w:ascii="Calibri Light" w:hAnsi="Calibri Light" w:cs="Calibri Light"/>
+    <w:rsid w:val="008C1FA0"/>
+    <w:rPr>
+      <w:rFonts w:asciiTheme="minorHAnsi" w:hAnsiTheme="minorHAnsi" w:cs="Calibri Light"/>
       <w:i/>
       <w:iCs/>
       <w:color w:val="7F7F7F" w:themeColor="text1" w:themeTint="80"/>
@@ -2376,7 +2475,7 @@
     <w:name w:val="Emphasis"/>
     <w:uiPriority w:val="20"/>
     <w:qFormat/>
-    <w:rsid w:val="00926994"/>
+    <w:rsid w:val="008C1FA0"/>
     <w:rPr>
       <w:rFonts w:asciiTheme="minorHAnsi" w:hAnsiTheme="minorHAnsi" w:cstheme="minorHAnsi"/>
       <w:i/>
@@ -2390,7 +2489,7 @@
     <w:basedOn w:val="Emphasis"/>
     <w:uiPriority w:val="21"/>
     <w:qFormat/>
-    <w:rsid w:val="00926994"/>
+    <w:rsid w:val="008C1FA0"/>
     <w:rPr>
       <w:rFonts w:asciiTheme="minorHAnsi" w:hAnsiTheme="minorHAnsi" w:cstheme="minorHAnsi"/>
       <w:b/>
@@ -2405,7 +2504,7 @@
     <w:name w:val="Strong"/>
     <w:uiPriority w:val="22"/>
     <w:qFormat/>
-    <w:rsid w:val="00926994"/>
+    <w:rsid w:val="008C1FA0"/>
     <w:rPr>
       <w:b/>
       <w:bCs/>
@@ -2413,12 +2512,12 @@
   </w:style>
   <w:style w:type="paragraph" w:styleId="Quote">
     <w:name w:val="Quote"/>
-    <w:basedOn w:val="NoSpacing"/>
+    <w:basedOn w:val="Normal"/>
     <w:next w:val="Normal"/>
     <w:link w:val="QuoteChar"/>
     <w:uiPriority w:val="29"/>
     <w:qFormat/>
-    <w:rsid w:val="00926994"/>
+    <w:rsid w:val="008C1FA0"/>
     <w:pPr>
       <w:keepLines/>
       <w:pageBreakBefore/>
@@ -2430,18 +2529,15 @@
       <w:contextualSpacing/>
       <w:mirrorIndents/>
     </w:pPr>
-    <w:rPr>
-      <w:rFonts w:eastAsiaTheme="minorHAnsi"/>
-    </w:rPr>
   </w:style>
   <w:style w:type="character" w:customStyle="1" w:styleId="QuoteChar">
     <w:name w:val="Quote Char"/>
     <w:basedOn w:val="DefaultParagraphFont"/>
     <w:link w:val="Quote"/>
     <w:uiPriority w:val="29"/>
-    <w:rsid w:val="00926994"/>
-    <w:rPr>
-      <w:rFonts w:asciiTheme="minorHAnsi" w:eastAsiaTheme="minorHAnsi" w:hAnsiTheme="minorHAnsi" w:cstheme="minorHAnsi"/>
+    <w:rsid w:val="008C1FA0"/>
+    <w:rPr>
+      <w:rFonts w:cstheme="minorHAnsi"/>
       <w:sz w:val="28"/>
       <w:szCs w:val="28"/>
     </w:rPr>
@@ -2453,7 +2549,7 @@
     <w:link w:val="IntenseQuoteChar"/>
     <w:uiPriority w:val="30"/>
     <w:qFormat/>
-    <w:rsid w:val="00926994"/>
+    <w:rsid w:val="008C1FA0"/>
     <w:pPr>
       <w:pBdr>
         <w:left w:val="single" w:sz="18" w:space="7" w:color="auto"/>
@@ -2469,9 +2565,9 @@
     <w:basedOn w:val="DefaultParagraphFont"/>
     <w:link w:val="IntenseQuote"/>
     <w:uiPriority w:val="30"/>
-    <w:rsid w:val="00926994"/>
-    <w:rPr>
-      <w:rFonts w:asciiTheme="minorHAnsi" w:eastAsiaTheme="minorHAnsi" w:hAnsiTheme="minorHAnsi" w:cstheme="minorHAnsi"/>
+    <w:rsid w:val="008C1FA0"/>
+    <w:rPr>
+      <w:rFonts w:cstheme="minorHAnsi"/>
       <w:b/>
       <w:bCs/>
       <w:sz w:val="28"/>
@@ -2482,7 +2578,7 @@
     <w:name w:val="Subtle Reference"/>
     <w:uiPriority w:val="31"/>
     <w:qFormat/>
-    <w:rsid w:val="00926994"/>
+    <w:rsid w:val="008C1FA0"/>
     <w:rPr>
       <w:caps/>
       <w:color w:val="7F7F7F" w:themeColor="text1" w:themeTint="80"/>
@@ -2495,7 +2591,7 @@
     <w:basedOn w:val="SubtleReference"/>
     <w:uiPriority w:val="32"/>
     <w:qFormat/>
-    <w:rsid w:val="00926994"/>
+    <w:rsid w:val="008C1FA0"/>
     <w:rPr>
       <w:b/>
       <w:bCs/>
@@ -2510,6 +2606,7 @@
     <w:basedOn w:val="DefaultParagraphFont"/>
     <w:uiPriority w:val="33"/>
     <w:qFormat/>
+    <w:rsid w:val="008C1FA0"/>
     <w:rPr>
       <w:b/>
       <w:bCs/>
@@ -2547,7 +2644,7 @@
     <w:semiHidden/>
     <w:unhideWhenUsed/>
     <w:qFormat/>
-    <w:rsid w:val="00645252"/>
+    <w:rsid w:val="008C1FA0"/>
     <w:pPr>
       <w:spacing w:after="200"/>
     </w:pPr>
@@ -2555,7 +2652,6 @@
       <w:i/>
       <w:iCs/>
       <w:color w:val="0E2841" w:themeColor="text2"/>
-      <w:sz w:val="18"/>
       <w:szCs w:val="18"/>
     </w:rPr>
   </w:style>
@@ -2990,29 +3086,27 @@
   </w:style>
   <w:style w:type="paragraph" w:styleId="NoSpacing">
     <w:name w:val="No Spacing"/>
+    <w:basedOn w:val="Normal"/>
     <w:uiPriority w:val="1"/>
     <w:qFormat/>
-    <w:rsid w:val="00926994"/>
-    <w:rPr>
-      <w:rFonts w:asciiTheme="minorHAnsi" w:hAnsiTheme="minorHAnsi" w:cstheme="minorHAnsi"/>
-      <w:sz w:val="28"/>
-      <w:szCs w:val="28"/>
-    </w:rPr>
+    <w:rsid w:val="008C1FA0"/>
+    <w:pPr>
+      <w:spacing w:after="0"/>
+    </w:pPr>
   </w:style>
   <w:style w:type="paragraph" w:customStyle="1" w:styleId="Subheading1">
     <w:name w:val="Subheading 1"/>
     <w:basedOn w:val="Heading1"/>
     <w:next w:val="Normal"/>
     <w:link w:val="Subheading1Char"/>
-    <w:autoRedefine/>
     <w:qFormat/>
-    <w:rsid w:val="00926994"/>
+    <w:rsid w:val="008C1FA0"/>
     <w:pPr>
-      <w:spacing w:before="0" w:after="0"/>
+      <w:spacing w:before="0" w:after="0" w:line="240" w:lineRule="auto"/>
       <w:contextualSpacing/>
     </w:pPr>
     <w:rPr>
-      <w:rFonts w:eastAsiaTheme="minorHAnsi"/>
+      <w:rFonts w:asciiTheme="majorHAnsi" w:eastAsiaTheme="minorHAnsi" w:hAnsiTheme="majorHAnsi"/>
       <w:sz w:val="48"/>
       <w:szCs w:val="48"/>
       <w:vertAlign w:val="superscript"/>
@@ -3022,9 +3116,9 @@
     <w:name w:val="Subheading 1 Char"/>
     <w:basedOn w:val="DefaultParagraphFont"/>
     <w:link w:val="Subheading1"/>
-    <w:rsid w:val="00926994"/>
-    <w:rPr>
-      <w:rFonts w:asciiTheme="minorHAnsi" w:eastAsiaTheme="minorHAnsi" w:hAnsiTheme="minorHAnsi" w:cstheme="minorHAnsi"/>
+    <w:rsid w:val="008C1FA0"/>
+    <w:rPr>
+      <w:rFonts w:asciiTheme="majorHAnsi" w:hAnsiTheme="majorHAnsi" w:cstheme="minorHAnsi"/>
       <w:b/>
       <w:kern w:val="28"/>
       <w:sz w:val="48"/>
@@ -3038,15 +3132,15 @@
     <w:next w:val="Normal"/>
     <w:link w:val="Subheading2Char"/>
     <w:qFormat/>
-    <w:rsid w:val="00926994"/>
+    <w:rsid w:val="008C1FA0"/>
   </w:style>
   <w:style w:type="character" w:customStyle="1" w:styleId="Subheading2Char">
     <w:name w:val="Subheading 2 Char"/>
     <w:basedOn w:val="Subheading1Char"/>
     <w:link w:val="Subheading2"/>
-    <w:rsid w:val="00926994"/>
-    <w:rPr>
-      <w:rFonts w:asciiTheme="minorHAnsi" w:eastAsiaTheme="minorHAnsi" w:hAnsiTheme="minorHAnsi" w:cstheme="minorHAnsi"/>
+    <w:rsid w:val="008C1FA0"/>
+    <w:rPr>
+      <w:rFonts w:asciiTheme="majorHAnsi" w:hAnsiTheme="majorHAnsi" w:cstheme="minorHAnsi"/>
       <w:b/>
       <w:kern w:val="28"/>
       <w:sz w:val="48"/>
@@ -3060,7 +3154,7 @@
     <w:next w:val="Normal"/>
     <w:link w:val="Subheading3Char"/>
     <w:qFormat/>
-    <w:rsid w:val="00926994"/>
+    <w:rsid w:val="008C1FA0"/>
     <w:rPr>
       <w:sz w:val="40"/>
       <w:szCs w:val="40"/>
@@ -3070,9 +3164,9 @@
     <w:name w:val="Subheading 3 Char"/>
     <w:basedOn w:val="Subheading2Char"/>
     <w:link w:val="Subheading3"/>
-    <w:rsid w:val="00926994"/>
-    <w:rPr>
-      <w:rFonts w:asciiTheme="minorHAnsi" w:eastAsiaTheme="minorHAnsi" w:hAnsiTheme="minorHAnsi" w:cstheme="minorHAnsi"/>
+    <w:rsid w:val="008C1FA0"/>
+    <w:rPr>
+      <w:rFonts w:asciiTheme="majorHAnsi" w:hAnsiTheme="majorHAnsi" w:cstheme="minorHAnsi"/>
       <w:b/>
       <w:kern w:val="28"/>
       <w:sz w:val="40"/>
@@ -3085,7 +3179,10 @@
     <w:basedOn w:val="Subtitle"/>
     <w:link w:val="SuptitleChar"/>
     <w:qFormat/>
-    <w:rsid w:val="00926994"/>
+    <w:rsid w:val="008C1FA0"/>
+    <w:pPr>
+      <w:spacing w:before="240" w:line="240" w:lineRule="auto"/>
+    </w:pPr>
     <w:rPr>
       <w:vertAlign w:val="subscript"/>
     </w:rPr>
@@ -3094,7 +3191,7 @@
     <w:name w:val="Suptitle Char"/>
     <w:basedOn w:val="SubtitleChar"/>
     <w:link w:val="Suptitle"/>
-    <w:rsid w:val="00926994"/>
+    <w:rsid w:val="008C1FA0"/>
     <w:rPr>
       <w:rFonts w:asciiTheme="majorHAnsi" w:eastAsiaTheme="majorEastAsia" w:hAnsiTheme="majorHAnsi" w:cstheme="majorBidi"/>
       <w:color w:val="7F7F7F" w:themeColor="text1" w:themeTint="80"/>
@@ -3110,7 +3207,7 @@
     <w:basedOn w:val="Normal"/>
     <w:uiPriority w:val="34"/>
     <w:qFormat/>
-    <w:rsid w:val="0057235B"/>
+    <w:rsid w:val="008C1FA0"/>
     <w:pPr>
       <w:ind w:left="720"/>
       <w:contextualSpacing/>
@@ -3120,7 +3217,6 @@
     <w:name w:val="Stats"/>
     <w:basedOn w:val="NoSpacing"/>
     <w:link w:val="StatsChar"/>
-    <w:qFormat/>
     <w:rsid w:val="005D795F"/>
     <w:pPr>
       <w:contextualSpacing/>
